--- a/legal/Informativa_Privacy_IT.docx
+++ b/legal/Informativa_Privacy_IT.docx
@@ -42,7 +42,7 @@
           <w:sz w:val="20"/>
           <w:szCs w:val="20"/>
         </w:rPr>
-        <w:t xml:space="preserve">Ultimo aggiornamento: 17 luglio 2026</w:t>
+        <w:t xml:space="preserve">Ultimo aggiornamento: 21 luglio 2026 · Versione 2.0</w:t>
       </w:r>
     </w:p>
     <w:p>
@@ -55,80 +55,11 @@
     </w:p>
     <w:p>
       <w:pPr>
-        <w:spacing w:after="140" w:line="300"/>
-        <w:jc w:val="both"/>
-      </w:pPr>
-      <w:r>
-        <w:t xml:space="preserve">La presente Informativa descrive come </w:t>
-      </w:r>
-      <w:r>
-        <w:rPr>
-          <w:b/>
-          <w:bCs/>
-        </w:rPr>
-        <w:t xml:space="preserve">[RAGIONE SOCIALE / NOME TITOLARE]</w:t>
-      </w:r>
-      <w:r>
-        <w:t xml:space="preserve">, con sede legale in </w:t>
-      </w:r>
-      <w:r>
-        <w:rPr>
-          <w:b/>
-          <w:bCs/>
-        </w:rPr>
-        <w:t xml:space="preserve">[SEDE LEGALE]</w:t>
-      </w:r>
-      <w:r>
-        <w:t xml:space="preserve"> (il "</w:t>
-      </w:r>
-      <w:r>
-        <w:rPr>
-          <w:b/>
-          <w:bCs/>
-        </w:rPr>
-        <w:t xml:space="preserve">Titolare</w:t>
-      </w:r>
-      <w:r>
-        <w:t xml:space="preserve">"), tratta i dati personali degli utenti della piattaforma TrainMind AI (il "</w:t>
-      </w:r>
-      <w:r>
-        <w:rPr>
-          <w:b/>
-          <w:bCs/>
-        </w:rPr>
-        <w:t xml:space="preserve">Servizio</w:t>
-      </w:r>
-      <w:r>
-        <w:t xml:space="preserve">"), ai sensi del Regolamento (UE) 2016/679 ("</w:t>
-      </w:r>
-      <w:r>
-        <w:rPr>
-          <w:b/>
-          <w:bCs/>
-        </w:rPr>
-        <w:t xml:space="preserve">GDPR</w:t>
-      </w:r>
-      <w:r>
-        <w:t xml:space="preserve">") e del D.lgs. 196/2003 e s.m.i. ("Codice Privacy"). Contatto privacy: </w:t>
-      </w:r>
-      <w:r>
-        <w:rPr>
-          <w:b/>
-          <w:bCs/>
-        </w:rPr>
-        <w:t xml:space="preserve">[EMAIL PRIVACY]</w:t>
-      </w:r>
-      <w:r>
-        <w:t xml:space="preserve">.</w:t>
-      </w:r>
-    </w:p>
-    <w:p>
-      <w:pPr>
-        <w:pStyle w:val="Heading1"/>
-        <w:spacing w:after="120" w:before="300"/>
-      </w:pPr>
-      <w:r>
-        <w:t xml:space="preserve">1. Dati trattati</w:t>
+        <w:pStyle w:val="Heading2"/>
+        <w:spacing w:after="100" w:before="220"/>
+      </w:pPr>
+      <w:r>
+        <w:t xml:space="preserve">In breve (non sostituisce il testo integrale)</w:t>
       </w:r>
     </w:p>
     <w:p>
@@ -141,17 +72,7 @@
         <w:spacing w:after="80" w:line="300"/>
       </w:pPr>
       <w:r>
-        <w:t xml:space="preserve"/>
-      </w:r>
-      <w:r>
-        <w:rPr>
-          <w:b/>
-          <w:bCs/>
-        </w:rPr>
-        <w:t xml:space="preserve">Dati di account</w:t>
-      </w:r>
-      <w:r>
-        <w:t xml:space="preserve">: nome, indirizzo email, password (cifrata), data di nascita, ruolo (atleta/allenatore), informazioni di profilo.</w:t>
+        <w:t xml:space="preserve">Trattiamo i tuoi dati per farti usare TrainMind AI: account, allenamenti, analisi IA, pagamenti, sicurezza.</w:t>
       </w:r>
     </w:p>
     <w:p>
@@ -164,17 +85,17 @@
         <w:spacing w:after="80" w:line="300"/>
       </w:pPr>
       <w:r>
-        <w:t xml:space="preserve"/>
-      </w:r>
-      <w:r>
-        <w:rPr>
-          <w:b/>
-          <w:bCs/>
-        </w:rPr>
-        <w:t xml:space="preserve">Dati relativi alla salute e al fitness</w:t>
-      </w:r>
-      <w:r>
-        <w:t xml:space="preserve"> (categorie particolari, art. 9 GDPR): sessioni di allenamento, prestazioni fisiche, parametri corporei (es. peso, frequenza cardiaca ove forniti), sforzo percepito, infortuni o limitazioni fisiche che scegli di registrare.</w:t>
+        <w:t xml:space="preserve">I dati di salute e fitness sono trattati </w:t>
+      </w:r>
+      <w:r>
+        <w:rPr>
+          <w:b/>
+          <w:bCs/>
+        </w:rPr>
+        <w:t xml:space="preserve">solo con il tuo consenso esplicito</w:t>
+      </w:r>
+      <w:r>
+        <w:t xml:space="preserve"> e puoi revocarlo in ogni momento.</w:t>
       </w:r>
     </w:p>
     <w:p>
@@ -187,17 +108,7 @@
         <w:spacing w:after="80" w:line="300"/>
       </w:pPr>
       <w:r>
-        <w:t xml:space="preserve"/>
-      </w:r>
-      <w:r>
-        <w:rPr>
-          <w:b/>
-          <w:bCs/>
-        </w:rPr>
-        <w:t xml:space="preserve">Dati di pagamento</w:t>
-      </w:r>
-      <w:r>
-        <w:t xml:space="preserve">: piano di abbonamento, storico transazioni. I dati completi della carta sono trattati direttamente dal fornitore di pagamento (es. Stripe) e non sono mai conservati da noi.</w:t>
+        <w:t xml:space="preserve">Alcuni fornitori (es. hosting, IA) possono avere sede fuori dall'UE: usiamo garanzie di legge (adeguatezza o SCC).</w:t>
       </w:r>
     </w:p>
     <w:p>
@@ -210,17 +121,7 @@
         <w:spacing w:after="80" w:line="300"/>
       </w:pPr>
       <w:r>
-        <w:t xml:space="preserve"/>
-      </w:r>
-      <w:r>
-        <w:rPr>
-          <w:b/>
-          <w:bCs/>
-        </w:rPr>
-        <w:t xml:space="preserve">Dati di utilizzo e del dispositivo</w:t>
-      </w:r>
-      <w:r>
-        <w:t xml:space="preserve">: log, indirizzo IP, tipo di dispositivo/browser, interazioni con l’app, cookie e tecnologie simili (v. Cookie Policy).</w:t>
+        <w:t xml:space="preserve">Puoi accedere, rettificare, cancellare, esportare i tuoi dati e proporre reclamo al Garante.</w:t>
       </w:r>
     </w:p>
     <w:p>
@@ -233,6 +134,136 @@
         <w:spacing w:after="80" w:line="300"/>
       </w:pPr>
       <w:r>
+        <w:t xml:space="preserve">Non vendiamo i tuoi dati e </w:t>
+      </w:r>
+      <w:r>
+        <w:rPr>
+          <w:b/>
+          <w:bCs/>
+        </w:rPr>
+        <w:t xml:space="preserve">non li usiamo per addestrare modelli di IA di terzi</w:t>
+      </w:r>
+      <w:r>
+        <w:t xml:space="preserve">.</w:t>
+      </w:r>
+    </w:p>
+    <w:p>
+      <w:pPr>
+        <w:spacing w:after="140" w:line="300"/>
+        <w:jc w:val="both"/>
+      </w:pPr>
+      <w:r>
+        <w:t xml:space="preserve">La presente Informativa descrive come </w:t>
+      </w:r>
+      <w:r>
+        <w:rPr>
+          <w:b/>
+          <w:bCs/>
+        </w:rPr>
+        <w:t xml:space="preserve">[RAGIONE SOCIALE / NOME TITOLARE]</w:t>
+      </w:r>
+      <w:r>
+        <w:t xml:space="preserve">, con sede legale in </w:t>
+      </w:r>
+      <w:r>
+        <w:rPr>
+          <w:b/>
+          <w:bCs/>
+        </w:rPr>
+        <w:t xml:space="preserve">[SEDE LEGALE]</w:t>
+      </w:r>
+      <w:r>
+        <w:t xml:space="preserve"> (il "</w:t>
+      </w:r>
+      <w:r>
+        <w:rPr>
+          <w:b/>
+          <w:bCs/>
+        </w:rPr>
+        <w:t xml:space="preserve">Titolare</w:t>
+      </w:r>
+      <w:r>
+        <w:t xml:space="preserve">"), tratta i dati personali degli utenti della piattaforma TrainMind AI (il "</w:t>
+      </w:r>
+      <w:r>
+        <w:rPr>
+          <w:b/>
+          <w:bCs/>
+        </w:rPr>
+        <w:t xml:space="preserve">Servizio</w:t>
+      </w:r>
+      <w:r>
+        <w:t xml:space="preserve">"), ai sensi del Regolamento (UE) 2016/679 ("</w:t>
+      </w:r>
+      <w:r>
+        <w:rPr>
+          <w:b/>
+          <w:bCs/>
+        </w:rPr>
+        <w:t xml:space="preserve">GDPR</w:t>
+      </w:r>
+      <w:r>
+        <w:t xml:space="preserve">") e del D.lgs. 196/2003 e s.m.i. ("Codice Privacy"). Contatto privacy: </w:t>
+      </w:r>
+      <w:r>
+        <w:rPr>
+          <w:b/>
+          <w:bCs/>
+        </w:rPr>
+        <w:t xml:space="preserve">[EMAIL PRIVACY]</w:t>
+      </w:r>
+      <w:r>
+        <w:t xml:space="preserve">. DPO: </w:t>
+      </w:r>
+      <w:r>
+        <w:rPr>
+          <w:b/>
+          <w:bCs/>
+        </w:rPr>
+        <w:t xml:space="preserve">[EMAIL DPO se nominato]</w:t>
+      </w:r>
+      <w:r>
+        <w:t xml:space="preserve">.</w:t>
+      </w:r>
+    </w:p>
+    <w:p>
+      <w:pPr>
+        <w:spacing w:after="140" w:line="300"/>
+        <w:jc w:val="both"/>
+      </w:pPr>
+      <w:r>
+        <w:t xml:space="preserve">La versione italiana è la </w:t>
+      </w:r>
+      <w:r>
+        <w:rPr>
+          <w:b/>
+          <w:bCs/>
+        </w:rPr>
+        <w:t xml:space="preserve">versione ufficiale</w:t>
+      </w:r>
+      <w:r>
+        <w:t xml:space="preserve"> e prevale su qualsiasi traduzione in caso di discrepanza.</w:t>
+      </w:r>
+    </w:p>
+    <w:p>
+      <w:pPr>
+        <w:pStyle w:val="Heading1"/>
+        <w:spacing w:after="120" w:before="300"/>
+      </w:pPr>
+      <w:r>
+        <w:t xml:space="preserve">1. Dati trattati</w:t>
+      </w:r>
+    </w:p>
+    <w:p>
+      <w:pPr>
+        <w:pStyle w:val="ListParagraph"/>
+        <w:numPr>
+          <w:ilvl w:val="0"/>
+          <w:numId w:val="2"/>
+        </w:numPr>
+        <w:spacing w:after="80" w:line="300"/>
+      </w:pPr>
+      <w:r>
         <w:t xml:space="preserve"/>
       </w:r>
       <w:r>
@@ -240,10 +271,125 @@
           <w:b/>
           <w:bCs/>
         </w:rPr>
+        <w:t xml:space="preserve">Dati di account</w:t>
+      </w:r>
+      <w:r>
+        <w:t xml:space="preserve">: nome, indirizzo email, password (cifrata con hashing), data di nascita, ruolo (atleta/allenatore), sport, lingua preferita, informazioni di profilo.</w:t>
+      </w:r>
+    </w:p>
+    <w:p>
+      <w:pPr>
+        <w:pStyle w:val="ListParagraph"/>
+        <w:numPr>
+          <w:ilvl w:val="0"/>
+          <w:numId w:val="2"/>
+        </w:numPr>
+        <w:spacing w:after="80" w:line="300"/>
+      </w:pPr>
+      <w:r>
+        <w:t xml:space="preserve"/>
+      </w:r>
+      <w:r>
+        <w:rPr>
+          <w:b/>
+          <w:bCs/>
+        </w:rPr>
+        <w:t xml:space="preserve">Dati relativi alla salute e al fitness</w:t>
+      </w:r>
+      <w:r>
+        <w:t xml:space="preserve"> (categorie particolari, art. 9 GDPR): sessioni di allenamento, carichi, prestazioni, parametri corporei (es. peso, frequenza cardiaca ove forniti da wearable), sforzo percepito (RPE), qualità del sonno, mood/wellness, infortuni o limitazioni fisiche che scegli di registrare, note antropometriche.</w:t>
+      </w:r>
+    </w:p>
+    <w:p>
+      <w:pPr>
+        <w:pStyle w:val="ListParagraph"/>
+        <w:numPr>
+          <w:ilvl w:val="0"/>
+          <w:numId w:val="2"/>
+        </w:numPr>
+        <w:spacing w:after="80" w:line="300"/>
+      </w:pPr>
+      <w:r>
+        <w:t xml:space="preserve"/>
+      </w:r>
+      <w:r>
+        <w:rPr>
+          <w:b/>
+          <w:bCs/>
+        </w:rPr>
+        <w:t xml:space="preserve">Dati di pagamento</w:t>
+      </w:r>
+      <w:r>
+        <w:t xml:space="preserve">: piano di abbonamento, storico transazioni, ultime 4 cifre della carta, indirizzo di fatturazione. I dati completi della carta sono trattati direttamente dal fornitore di pagamento (Stripe) e non sono mai conservati da noi.</w:t>
+      </w:r>
+    </w:p>
+    <w:p>
+      <w:pPr>
+        <w:pStyle w:val="ListParagraph"/>
+        <w:numPr>
+          <w:ilvl w:val="0"/>
+          <w:numId w:val="2"/>
+        </w:numPr>
+        <w:spacing w:after="80" w:line="300"/>
+      </w:pPr>
+      <w:r>
+        <w:t xml:space="preserve"/>
+      </w:r>
+      <w:r>
+        <w:rPr>
+          <w:b/>
+          <w:bCs/>
+        </w:rPr>
+        <w:t xml:space="preserve">Dati di utilizzo e del dispositivo</w:t>
+      </w:r>
+      <w:r>
+        <w:t xml:space="preserve">: log, indirizzo IP, tipo di dispositivo/browser, sistema operativo, interazioni con l'app, cookie e tecnologie simili (v. Cookie Policy).</w:t>
+      </w:r>
+    </w:p>
+    <w:p>
+      <w:pPr>
+        <w:pStyle w:val="ListParagraph"/>
+        <w:numPr>
+          <w:ilvl w:val="0"/>
+          <w:numId w:val="2"/>
+        </w:numPr>
+        <w:spacing w:after="80" w:line="300"/>
+      </w:pPr>
+      <w:r>
+        <w:t xml:space="preserve"/>
+      </w:r>
+      <w:r>
+        <w:rPr>
+          <w:b/>
+          <w:bCs/>
+        </w:rPr>
         <w:t xml:space="preserve">Comunicazioni</w:t>
       </w:r>
       <w:r>
-        <w:t xml:space="preserve">: richieste di assistenza e corrispondenza.</w:t>
+        <w:t xml:space="preserve">: richieste di assistenza, corrispondenza, feedback.</w:t>
+      </w:r>
+    </w:p>
+    <w:p>
+      <w:pPr>
+        <w:pStyle w:val="ListParagraph"/>
+        <w:numPr>
+          <w:ilvl w:val="0"/>
+          <w:numId w:val="2"/>
+        </w:numPr>
+        <w:spacing w:after="80" w:line="300"/>
+      </w:pPr>
+      <w:r>
+        <w:t xml:space="preserve"/>
+      </w:r>
+      <w:r>
+        <w:rPr>
+          <w:b/>
+          <w:bCs/>
+        </w:rPr>
+        <w:t xml:space="preserve">Contenuti IA</w:t>
+      </w:r>
+      <w:r>
+        <w:t xml:space="preserve">: prompt inviati all'assistente IA e output ricevuti, con collegamento al tuo account.</w:t>
       </w:r>
     </w:p>
     <w:p>
@@ -377,7 +523,7 @@
                 <w:sz w:val="19"/>
                 <w:szCs w:val="19"/>
               </w:rPr>
-              <w:t xml:space="preserve">Erogazione del Servizio: account, piani di allenamento, monitoraggio, sincronizzazione</w:t>
+              <w:t xml:space="preserve">Erogazione del Servizio: account, piani di allenamento, monitoraggio, sincronizzazione, chat IA</w:t>
             </w:r>
           </w:p>
         </w:tc>
@@ -402,7 +548,7 @@
                 <w:sz w:val="19"/>
                 <w:szCs w:val="19"/>
               </w:rPr>
-              <w:t xml:space="preserve">Dati di account e utilizzo</w:t>
+              <w:t xml:space="preserve">Dati di account e utilizzo, contenuti IA</w:t>
             </w:r>
           </w:p>
         </w:tc>
@@ -608,7 +754,7 @@
                 <w:sz w:val="19"/>
                 <w:szCs w:val="19"/>
               </w:rPr>
-              <w:t xml:space="preserve">Sicurezza del Servizio, prevenzione frodi e abusi</w:t>
+              <w:t xml:space="preserve">Sicurezza del Servizio, prevenzione frodi e abusi, resilienza</w:t>
             </w:r>
           </w:p>
         </w:tc>
@@ -762,7 +908,7 @@
                 <w:sz w:val="19"/>
                 <w:szCs w:val="19"/>
               </w:rPr>
-              <w:t xml:space="preserve">Comunicazioni di marketing (newsletter, offerte)</w:t>
+              <w:t xml:space="preserve">Comunicazioni di servizio (transazionali) e notifiche in-app essenziali</w:t>
             </w:r>
           </w:p>
         </w:tc>
@@ -812,7 +958,7 @@
                 <w:sz w:val="19"/>
                 <w:szCs w:val="19"/>
               </w:rPr>
-              <w:t xml:space="preserve">Art. 6(1)(a) — consenso (revocabile in ogni momento)</w:t>
+              <w:t xml:space="preserve">Art. 6(1)(b) — contratto</w:t>
             </w:r>
           </w:p>
         </w:tc>
@@ -839,7 +985,7 @@
                 <w:sz w:val="19"/>
                 <w:szCs w:val="19"/>
               </w:rPr>
-              <w:t xml:space="preserve">Cookie analitici e di marketing</w:t>
+              <w:t xml:space="preserve">Comunicazioni di marketing (newsletter, offerte, sondaggi)</w:t>
             </w:r>
           </w:p>
         </w:tc>
@@ -864,7 +1010,7 @@
                 <w:sz w:val="19"/>
                 <w:szCs w:val="19"/>
               </w:rPr>
-              <w:t xml:space="preserve">Dati cookie/dispositivo</w:t>
+              <w:t xml:space="preserve">Email, dati di account</w:t>
             </w:r>
           </w:p>
         </w:tc>
@@ -889,7 +1035,7 @@
                 <w:sz w:val="19"/>
                 <w:szCs w:val="19"/>
               </w:rPr>
-              <w:t xml:space="preserve">Consenso (v. Cookie Policy)</w:t>
+              <w:t xml:space="preserve">Art. 6(1)(a) — consenso (revocabile in ogni momento)</w:t>
             </w:r>
           </w:p>
         </w:tc>
@@ -916,7 +1062,7 @@
                 <w:sz w:val="19"/>
                 <w:szCs w:val="19"/>
               </w:rPr>
-              <w:t xml:space="preserve">Adempimento di obblighi di legge (fiscali, contabili, richieste delle autorità)</w:t>
+              <w:t xml:space="preserve">Cookie analitici e di marketing</w:t>
             </w:r>
           </w:p>
         </w:tc>
@@ -941,6 +1087,83 @@
                 <w:sz w:val="19"/>
                 <w:szCs w:val="19"/>
               </w:rPr>
+              <w:t xml:space="preserve">Dati cookie/dispositivo</w:t>
+            </w:r>
+          </w:p>
+        </w:tc>
+        <w:tc>
+          <w:tcPr>
+            <w:tcW w:type="dxa" w:w="2700"/>
+            <w:tcMar>
+              <w:top w:type="dxa" w:w="80"/>
+              <w:left w:type="dxa" w:w="120"/>
+              <w:bottom w:type="dxa" w:w="80"/>
+              <w:right w:type="dxa" w:w="120"/>
+            </w:tcMar>
+          </w:tcPr>
+          <w:p>
+            <w:pPr>
+              <w:spacing w:line="260"/>
+            </w:pPr>
+            <w:r>
+              <w:rPr>
+                <w:b w:val="false"/>
+                <w:bCs w:val="false"/>
+                <w:sz w:val="19"/>
+                <w:szCs w:val="19"/>
+              </w:rPr>
+              <w:t xml:space="preserve">Consenso (v. Cookie Policy)</w:t>
+            </w:r>
+          </w:p>
+        </w:tc>
+      </w:tr>
+      <w:tr>
+        <w:tc>
+          <w:tcPr>
+            <w:tcW w:type="dxa" w:w="3300"/>
+            <w:tcMar>
+              <w:top w:type="dxa" w:w="80"/>
+              <w:left w:type="dxa" w:w="120"/>
+              <w:bottom w:type="dxa" w:w="80"/>
+              <w:right w:type="dxa" w:w="120"/>
+            </w:tcMar>
+          </w:tcPr>
+          <w:p>
+            <w:pPr>
+              <w:spacing w:line="260"/>
+            </w:pPr>
+            <w:r>
+              <w:rPr>
+                <w:b w:val="false"/>
+                <w:bCs w:val="false"/>
+                <w:sz w:val="19"/>
+                <w:szCs w:val="19"/>
+              </w:rPr>
+              <w:t xml:space="preserve">Adempimento di obblighi di legge (fiscali, contabili, DSA, AI Act, richieste delle autorità)</w:t>
+            </w:r>
+          </w:p>
+        </w:tc>
+        <w:tc>
+          <w:tcPr>
+            <w:tcW w:type="dxa" w:w="3300"/>
+            <w:tcMar>
+              <w:top w:type="dxa" w:w="80"/>
+              <w:left w:type="dxa" w:w="120"/>
+              <w:bottom w:type="dxa" w:w="80"/>
+              <w:right w:type="dxa" w:w="120"/>
+            </w:tcMar>
+          </w:tcPr>
+          <w:p>
+            <w:pPr>
+              <w:spacing w:line="260"/>
+            </w:pPr>
+            <w:r>
+              <w:rPr>
+                <w:b w:val="false"/>
+                <w:bCs w:val="false"/>
+                <w:sz w:val="19"/>
+                <w:szCs w:val="19"/>
+              </w:rPr>
               <w:t xml:space="preserve">Dati di account e pagamento</w:t>
             </w:r>
           </w:p>
@@ -967,6 +1190,83 @@
                 <w:szCs w:val="19"/>
               </w:rPr>
               <w:t xml:space="preserve">Art. 6(1)(c) — obbligo legale</w:t>
+            </w:r>
+          </w:p>
+        </w:tc>
+      </w:tr>
+      <w:tr>
+        <w:tc>
+          <w:tcPr>
+            <w:tcW w:type="dxa" w:w="3300"/>
+            <w:tcMar>
+              <w:top w:type="dxa" w:w="80"/>
+              <w:left w:type="dxa" w:w="120"/>
+              <w:bottom w:type="dxa" w:w="80"/>
+              <w:right w:type="dxa" w:w="120"/>
+            </w:tcMar>
+          </w:tcPr>
+          <w:p>
+            <w:pPr>
+              <w:spacing w:line="260"/>
+            </w:pPr>
+            <w:r>
+              <w:rPr>
+                <w:b w:val="false"/>
+                <w:bCs w:val="false"/>
+                <w:sz w:val="19"/>
+                <w:szCs w:val="19"/>
+              </w:rPr>
+              <w:t xml:space="preserve">Difesa in giudizio ed esercizio di diritti</w:t>
+            </w:r>
+          </w:p>
+        </w:tc>
+        <w:tc>
+          <w:tcPr>
+            <w:tcW w:type="dxa" w:w="3300"/>
+            <w:tcMar>
+              <w:top w:type="dxa" w:w="80"/>
+              <w:left w:type="dxa" w:w="120"/>
+              <w:bottom w:type="dxa" w:w="80"/>
+              <w:right w:type="dxa" w:w="120"/>
+            </w:tcMar>
+          </w:tcPr>
+          <w:p>
+            <w:pPr>
+              <w:spacing w:line="260"/>
+            </w:pPr>
+            <w:r>
+              <w:rPr>
+                <w:b w:val="false"/>
+                <w:bCs w:val="false"/>
+                <w:sz w:val="19"/>
+                <w:szCs w:val="19"/>
+              </w:rPr>
+              <w:t xml:space="preserve">Dati necessari alla difesa</w:t>
+            </w:r>
+          </w:p>
+        </w:tc>
+        <w:tc>
+          <w:tcPr>
+            <w:tcW w:type="dxa" w:w="2700"/>
+            <w:tcMar>
+              <w:top w:type="dxa" w:w="80"/>
+              <w:left w:type="dxa" w:w="120"/>
+              <w:bottom w:type="dxa" w:w="80"/>
+              <w:right w:type="dxa" w:w="120"/>
+            </w:tcMar>
+          </w:tcPr>
+          <w:p>
+            <w:pPr>
+              <w:spacing w:line="260"/>
+            </w:pPr>
+            <w:r>
+              <w:rPr>
+                <w:b w:val="false"/>
+                <w:bCs w:val="false"/>
+                <w:sz w:val="19"/>
+                <w:szCs w:val="19"/>
+              </w:rPr>
+              <w:t xml:space="preserve">Art. 6(1)(f) / 9(2)(f) — legittimo interesse / esercizio di diritti in sede giudiziaria</w:t>
             </w:r>
           </w:p>
         </w:tc>
@@ -993,7 +1293,7 @@
         <w:t xml:space="preserve">I dati relativi alla salute e al fitness sono trattati solo con il tuo consenso esplicito</w:t>
       </w:r>
       <w:r>
-        <w:t xml:space="preserve">, richiesto in fase di registrazione o all’attivazione delle relative funzionalità. Puoi revocare il consenso in qualsiasi momento dalle impostazioni dell’account o scrivendo a </w:t>
+        <w:t xml:space="preserve">, richiesto in fase di registrazione o all'attivazione delle relative funzionalità. Puoi revocare il consenso in qualsiasi momento dalle impostazioni dell'account o scrivendo a </w:t>
       </w:r>
       <w:r>
         <w:rPr>
@@ -1031,17 +1331,7 @@
         <w:t xml:space="preserve">Nessuna decisione che produca effetti giuridici o incida in modo analogo significativo su di te è adottata unicamente mediante trattamento automatizzato</w:t>
       </w:r>
       <w:r>
-        <w:t xml:space="preserve"> ai sensi dell’art. 22 GDPR: gli output dell’IA sono suggerimenti che tu (o il tuo allenatore) restate liberi di accettare, modificare o ignorare. Ove siano utilizzati fornitori terzi di IA, questi agiscono come responsabili del trattamento ex art. 28 GDPR e hanno il divieto contrattuale di utilizzare i tuoi dati per addestrare i propri modelli, oppure i dati sono minimizzati/pseudonimizzati prima dell’invio. Puoi richiedere una revisione umana o contestare qualsiasi output che ti riguardi in modo significativo scrivendo a </w:t>
-      </w:r>
-      <w:r>
-        <w:rPr>
-          <w:b/>
-          <w:bCs/>
-        </w:rPr>
-        <w:t xml:space="preserve">[EMAIL PRIVACY]</w:t>
-      </w:r>
-      <w:r>
-        <w:t xml:space="preserve">.</w:t>
+        <w:t xml:space="preserve"> ai sensi dell'art. 22 GDPR: gli output dell'IA sono suggerimenti che tu (o il tuo allenatore) restate liberi di accettare, modificare o ignorare.</w:t>
       </w:r>
     </w:p>
     <w:p>
@@ -1050,6 +1340,45 @@
         <w:jc w:val="both"/>
       </w:pPr>
       <w:r>
+        <w:t xml:space="preserve">Ove siano utilizzati fornitori terzi di IA (es. </w:t>
+      </w:r>
+      <w:r>
+        <w:rPr>
+          <w:b/>
+          <w:bCs/>
+        </w:rPr>
+        <w:t xml:space="preserve">[FORNITORE/I IA]</w:t>
+      </w:r>
+      <w:r>
+        <w:t xml:space="preserve">), questi agiscono come responsabili del trattamento ex art. 28 GDPR e </w:t>
+      </w:r>
+      <w:r>
+        <w:rPr>
+          <w:b/>
+          <w:bCs/>
+        </w:rPr>
+        <w:t xml:space="preserve">hanno il divieto contrattuale di utilizzare i tuoi dati per addestrare i propri modelli</w:t>
+      </w:r>
+      <w:r>
+        <w:t xml:space="preserve">; ove necessario i dati sono minimizzati o pseudonimizzati prima dell'invio. Puoi richiedere una revisione umana o contestare qualsiasi output che ti riguardi in modo significativo scrivendo a </w:t>
+      </w:r>
+      <w:r>
+        <w:rPr>
+          <w:b/>
+          <w:bCs/>
+        </w:rPr>
+        <w:t xml:space="preserve">[EMAIL PRIVACY]</w:t>
+      </w:r>
+      <w:r>
+        <w:t xml:space="preserve">.</w:t>
+      </w:r>
+    </w:p>
+    <w:p>
+      <w:pPr>
+        <w:spacing w:after="140" w:line="300"/>
+        <w:jc w:val="both"/>
+      </w:pPr>
+      <w:r>
         <w:t xml:space="preserve"/>
       </w:r>
       <w:r>
@@ -1060,7 +1389,7 @@
         <w:t xml:space="preserve">AI Act (Regolamento (UE) 2024/1689).</w:t>
       </w:r>
       <w:r>
-        <w:t xml:space="preserve"> Le funzionalità di IA del Servizio rientrano nel regime di trasparenza dell’art. 50 dell’AI Act, applicabile dal 2 agosto 2026: sei informato quando interagisci con un sistema di IA e i contenuti generati dall’IA sono identificati come tali all’interno del Servizio. Sulla base della nostra valutazione, il Servizio </w:t>
+        <w:t xml:space="preserve"> Le funzionalità di IA del Servizio rientrano nel regime di trasparenza dell'art. 50 dell'AI Act, applicabile dal 2 agosto 2026: sei informato quando interagisci con un sistema di IA e i contenuti generati dall'IA sono identificati come tali all'interno del Servizio. Sulla base della nostra valutazione, il Servizio </w:t>
       </w:r>
       <w:r>
         <w:rPr>
@@ -1070,7 +1399,7 @@
         <w:t xml:space="preserve">non è un sistema di IA ad alto rischio</w:t>
       </w:r>
       <w:r>
-        <w:t xml:space="preserve"> ai sensi dell’Allegato III dell’AI Act, non effettua riconoscimento delle emozioni né categorizzazione biometrica e non pone in essere alcuna pratica vietata dall’art. 5. La supervisione umana sugli output dell’IA è garantita come sopra descritto. Tale valutazione è documentata e viene riesaminata alla luce delle linee guida della Commissione Europea e delle modifiche successive (incluso il regolamento "AI Digital Omnibus" del 2026).</w:t>
+        <w:t xml:space="preserve"> ai sensi dell'Allegato III dell'AI Act, non effettua riconoscimento delle emozioni né categorizzazione biometrica e non pone in essere alcuna pratica vietata dall'art. 5. Tale valutazione è documentata e viene riesaminata alla luce delle linee guida della Commissione Europea e delle modifiche successive (incluso il regolamento "AI Digital Omnibus" del 2026).</w:t>
       </w:r>
     </w:p>
     <w:p>
@@ -1079,7 +1408,7 @@
         <w:spacing w:after="120" w:before="300"/>
       </w:pPr>
       <w:r>
-        <w:t xml:space="preserve">4. Destinatari</w:t>
+        <w:t xml:space="preserve">4. Destinatari e responsabili del trattamento</w:t>
       </w:r>
     </w:p>
     <w:p>
@@ -1098,17 +1427,27 @@
         <w:t xml:space="preserve">[FORNITORE HOSTING]</w:t>
       </w:r>
       <w:r>
-        <w:t xml:space="preserve">; invio email; pagamenti, es. Stripe; analytics; fornitori di modelli IA, es. </w:t>
-      </w:r>
-      <w:r>
-        <w:rPr>
-          <w:b/>
-          <w:bCs/>
-        </w:rPr>
-        <w:t xml:space="preserve">[FORNITORE/I IA]</w:t>
-      </w:r>
-      <w:r>
-        <w:t xml:space="preserve">); (ii) allenatori o staff che decidi espressamente di collegare tramite il Servizio; (iii) autorità competenti nei casi previsti dalla legge; (iv) consulenti professionali. L’elenco aggiornato dei responsabili è disponibile su richiesta a </w:t>
+        <w:t xml:space="preserve">; invio email transazionali; pagamenti — Stripe; analytics; fornitori di modelli IA); (ii) allenatori o staff che decidi espressamente di collegare tramite il Servizio (in tal caso l'allenatore agisce come </w:t>
+      </w:r>
+      <w:r>
+        <w:rPr>
+          <w:b/>
+          <w:bCs/>
+        </w:rPr>
+        <w:t xml:space="preserve">contitolare o responsabile autonomo</w:t>
+      </w:r>
+      <w:r>
+        <w:t xml:space="preserve"> a seconda del contesto, disciplinato da apposito accordo ex art. 26 o 28 GDPR); (iii) autorità competenti nei casi previsti dalla legge; (iv) consulenti professionali tenuti al segreto. L'</w:t>
+      </w:r>
+      <w:r>
+        <w:rPr>
+          <w:b/>
+          <w:bCs/>
+        </w:rPr>
+        <w:t xml:space="preserve">elenco aggiornato dei responsabili</w:t>
+      </w:r>
+      <w:r>
+        <w:t xml:space="preserve"> è disponibile su richiesta a </w:t>
       </w:r>
       <w:r>
         <w:rPr>
@@ -1118,7 +1457,17 @@
         <w:t xml:space="preserve">[EMAIL PRIVACY]</w:t>
       </w:r>
       <w:r>
-        <w:t xml:space="preserve">. Non vendiamo i tuoi dati personali.</w:t>
+        <w:t xml:space="preserve">. </w:t>
+      </w:r>
+      <w:r>
+        <w:rPr>
+          <w:b/>
+          <w:bCs/>
+        </w:rPr>
+        <w:t xml:space="preserve">Non vendiamo i tuoi dati personali</w:t>
+      </w:r>
+      <w:r>
+        <w:t xml:space="preserve"> e non li scambiamo con broker pubblicitari.</w:t>
       </w:r>
     </w:p>
     <w:p>
@@ -1136,16 +1485,7 @@
         <w:jc w:val="both"/>
       </w:pPr>
       <w:r>
-        <w:t xml:space="preserve">Alcuni fornitori possono essere stabiliti al di fuori dello Spazio Economico Europeo (es. Stati Uniti). In tali casi i trasferimenti avvengono sulla base di una decisione di adeguatezza della Commissione Europea (incluso l’EU-U.S. Data Privacy Framework, ove il destinatario sia certificato) o di Clausole Contrattuali Standard ex art. 46 GDPR, con misure supplementari ove necessario. Copia delle garanzie è disponibile su richiesta.</w:t>
-      </w:r>
-    </w:p>
-    <w:p>
-      <w:pPr>
-        <w:pStyle w:val="Heading1"/>
-        <w:spacing w:after="120" w:before="300"/>
-      </w:pPr>
-      <w:r>
-        <w:t xml:space="preserve">6. Conservazione</w:t>
+        <w:t xml:space="preserve">Alcuni fornitori possono essere stabiliti al di fuori dello Spazio Economico Europeo (es. Stati Uniti). In tali casi i trasferimenti avvengono sulla base di:</w:t>
       </w:r>
     </w:p>
     <w:p>
@@ -1158,17 +1498,17 @@
         <w:spacing w:after="80" w:line="300"/>
       </w:pPr>
       <w:r>
-        <w:t xml:space="preserve">Dati di account e profilo: per tutta la durata dell’account, poi cancellati o anonimizzati entro </w:t>
-      </w:r>
-      <w:r>
-        <w:rPr>
-          <w:b/>
-          <w:bCs/>
-        </w:rPr>
-        <w:t xml:space="preserve">[es. 30 giorni]</w:t>
-      </w:r>
-      <w:r>
-        <w:t xml:space="preserve"> dalla cancellazione.</w:t>
+        <w:t xml:space="preserve">una </w:t>
+      </w:r>
+      <w:r>
+        <w:rPr>
+          <w:b/>
+          <w:bCs/>
+        </w:rPr>
+        <w:t xml:space="preserve">decisione di adeguatezza</w:t>
+      </w:r>
+      <w:r>
+        <w:t xml:space="preserve"> della Commissione Europea (incluso l'EU-U.S. Data Privacy Framework, ove il destinatario sia certificato);</w:t>
       </w:r>
     </w:p>
     <w:p>
@@ -1181,7 +1521,17 @@
         <w:spacing w:after="80" w:line="300"/>
       </w:pPr>
       <w:r>
-        <w:t xml:space="preserve">Dati salute e fitness: fino alla revoca del consenso o alla cancellazione dell’account, poi cancellati o anonimizzati in modo irreversibile.</w:t>
+        <w:t xml:space="preserve"/>
+      </w:r>
+      <w:r>
+        <w:rPr>
+          <w:b/>
+          <w:bCs/>
+        </w:rPr>
+        <w:t xml:space="preserve">Clausole Contrattuali Standard (SCC)</w:t>
+      </w:r>
+      <w:r>
+        <w:t xml:space="preserve"> ex art. 46 GDPR, con eventuali misure supplementari (cifratura, pseudonimizzazione, contratti rafforzati) individuate a seguito di una valutazione d'impatto sui trasferimenti (TIA);</w:t>
       </w:r>
     </w:p>
     <w:p>
@@ -1194,7 +1544,45 @@
         <w:spacing w:after="80" w:line="300"/>
       </w:pPr>
       <w:r>
-        <w:t xml:space="preserve">Documentazione contabile e fiscale: 10 anni (obbligo di legge).</w:t>
+        <w:t xml:space="preserve"/>
+      </w:r>
+      <w:r>
+        <w:rPr>
+          <w:b/>
+          <w:bCs/>
+        </w:rPr>
+        <w:t xml:space="preserve">deroghe</w:t>
+      </w:r>
+      <w:r>
+        <w:t xml:space="preserve"> ex art. 49 GDPR nei limitati casi in cui siano applicabili.</w:t>
+      </w:r>
+    </w:p>
+    <w:p>
+      <w:pPr>
+        <w:spacing w:after="140" w:line="300"/>
+        <w:jc w:val="both"/>
+      </w:pPr>
+      <w:r>
+        <w:t xml:space="preserve">Copia delle garanzie è disponibile su richiesta a </w:t>
+      </w:r>
+      <w:r>
+        <w:rPr>
+          <w:b/>
+          <w:bCs/>
+        </w:rPr>
+        <w:t xml:space="preserve">[EMAIL PRIVACY]</w:t>
+      </w:r>
+      <w:r>
+        <w:t xml:space="preserve">.</w:t>
+      </w:r>
+    </w:p>
+    <w:p>
+      <w:pPr>
+        <w:pStyle w:val="Heading1"/>
+        <w:spacing w:after="120" w:before="300"/>
+      </w:pPr>
+      <w:r>
+        <w:t xml:space="preserve">6. Conservazione</w:t>
       </w:r>
     </w:p>
     <w:p>
@@ -1207,17 +1595,17 @@
         <w:spacing w:after="80" w:line="300"/>
       </w:pPr>
       <w:r>
-        <w:t xml:space="preserve">Log di sicurezza: fino a </w:t>
-      </w:r>
-      <w:r>
-        <w:rPr>
-          <w:b/>
-          <w:bCs/>
-        </w:rPr>
-        <w:t xml:space="preserve">[es. 12 mesi]</w:t>
-      </w:r>
-      <w:r>
-        <w:t xml:space="preserve">.</w:t>
+        <w:t xml:space="preserve">Dati di account e profilo: per tutta la durata dell'account, poi cancellati o anonimizzati entro </w:t>
+      </w:r>
+      <w:r>
+        <w:rPr>
+          <w:b/>
+          <w:bCs/>
+        </w:rPr>
+        <w:t xml:space="preserve">30 giorni</w:t>
+      </w:r>
+      <w:r>
+        <w:t xml:space="preserve"> dalla cancellazione (fatti salvi obblighi di conservazione più lunghi).</w:t>
       </w:r>
     </w:p>
     <w:p>
@@ -1230,7 +1618,122 @@
         <w:spacing w:after="80" w:line="300"/>
       </w:pPr>
       <w:r>
-        <w:t xml:space="preserve">Consensi marketing e dati di contatto: fino alla revoca o dopo prolungata inattività.</w:t>
+        <w:t xml:space="preserve">Dati salute e fitness: fino alla revoca del consenso o alla cancellazione dell'account, poi cancellati o anonimizzati in modo irreversibile.</w:t>
+      </w:r>
+    </w:p>
+    <w:p>
+      <w:pPr>
+        <w:pStyle w:val="ListParagraph"/>
+        <w:numPr>
+          <w:ilvl w:val="0"/>
+          <w:numId w:val="2"/>
+        </w:numPr>
+        <w:spacing w:after="80" w:line="300"/>
+      </w:pPr>
+      <w:r>
+        <w:t xml:space="preserve">Contenuti IA (prompt e output): per la durata dell'account e comunque per un massimo di </w:t>
+      </w:r>
+      <w:r>
+        <w:rPr>
+          <w:b/>
+          <w:bCs/>
+        </w:rPr>
+        <w:t xml:space="preserve">24 mesi</w:t>
+      </w:r>
+      <w:r>
+        <w:t xml:space="preserve"> ai fini di sicurezza, debug e miglioramento.</w:t>
+      </w:r>
+    </w:p>
+    <w:p>
+      <w:pPr>
+        <w:pStyle w:val="ListParagraph"/>
+        <w:numPr>
+          <w:ilvl w:val="0"/>
+          <w:numId w:val="2"/>
+        </w:numPr>
+        <w:spacing w:after="80" w:line="300"/>
+      </w:pPr>
+      <w:r>
+        <w:t xml:space="preserve">Documentazione contabile e fiscale: </w:t>
+      </w:r>
+      <w:r>
+        <w:rPr>
+          <w:b/>
+          <w:bCs/>
+        </w:rPr>
+        <w:t xml:space="preserve">10 anni</w:t>
+      </w:r>
+      <w:r>
+        <w:t xml:space="preserve"> (obbligo di legge).</w:t>
+      </w:r>
+    </w:p>
+    <w:p>
+      <w:pPr>
+        <w:pStyle w:val="ListParagraph"/>
+        <w:numPr>
+          <w:ilvl w:val="0"/>
+          <w:numId w:val="2"/>
+        </w:numPr>
+        <w:spacing w:after="80" w:line="300"/>
+      </w:pPr>
+      <w:r>
+        <w:t xml:space="preserve">Log di sicurezza: fino a </w:t>
+      </w:r>
+      <w:r>
+        <w:rPr>
+          <w:b/>
+          <w:bCs/>
+        </w:rPr>
+        <w:t xml:space="preserve">12 mesi</w:t>
+      </w:r>
+      <w:r>
+        <w:t xml:space="preserve">.</w:t>
+      </w:r>
+    </w:p>
+    <w:p>
+      <w:pPr>
+        <w:pStyle w:val="ListParagraph"/>
+        <w:numPr>
+          <w:ilvl w:val="0"/>
+          <w:numId w:val="2"/>
+        </w:numPr>
+        <w:spacing w:after="80" w:line="300"/>
+      </w:pPr>
+      <w:r>
+        <w:t xml:space="preserve">Consensi marketing e dati di contatto: fino alla revoca o dopo </w:t>
+      </w:r>
+      <w:r>
+        <w:rPr>
+          <w:b/>
+          <w:bCs/>
+        </w:rPr>
+        <w:t xml:space="preserve">24 mesi</w:t>
+      </w:r>
+      <w:r>
+        <w:t xml:space="preserve"> di inattività.</w:t>
+      </w:r>
+    </w:p>
+    <w:p>
+      <w:pPr>
+        <w:pStyle w:val="ListParagraph"/>
+        <w:numPr>
+          <w:ilvl w:val="0"/>
+          <w:numId w:val="2"/>
+        </w:numPr>
+        <w:spacing w:after="80" w:line="300"/>
+      </w:pPr>
+      <w:r>
+        <w:t xml:space="preserve">Backup: sovrascritti secondo un ciclo di rotazione non superiore a </w:t>
+      </w:r>
+      <w:r>
+        <w:rPr>
+          <w:b/>
+          <w:bCs/>
+        </w:rPr>
+        <w:t xml:space="preserve">90 giorni</w:t>
+      </w:r>
+      <w:r>
+        <w:t xml:space="preserve">.</w:t>
       </w:r>
     </w:p>
     <w:p>
@@ -1248,7 +1751,77 @@
         <w:jc w:val="both"/>
       </w:pPr>
       <w:r>
-        <w:t xml:space="preserve">Ai sensi degli artt. 15–22 GDPR hai diritto di: accedere ai tuoi dati; ottenerne la rettifica o la cancellazione; limitare il trattamento; opporti ai trattamenti basati sul legittimo interesse; ricevere i tuoi dati in formato portabile (portabilità); revocare il consenso in qualsiasi momento senza pregiudizio per i trattamenti precedenti. Per esercitare i diritti scrivi a </w:t>
+        <w:t xml:space="preserve">Ai sensi degli artt. 15–22 GDPR hai diritto di: </w:t>
+      </w:r>
+      <w:r>
+        <w:rPr>
+          <w:b/>
+          <w:bCs/>
+        </w:rPr>
+        <w:t xml:space="preserve">accedere</w:t>
+      </w:r>
+      <w:r>
+        <w:t xml:space="preserve"> ai tuoi dati; ottenerne la </w:t>
+      </w:r>
+      <w:r>
+        <w:rPr>
+          <w:b/>
+          <w:bCs/>
+        </w:rPr>
+        <w:t xml:space="preserve">rettifica</w:t>
+      </w:r>
+      <w:r>
+        <w:t xml:space="preserve"> o la </w:t>
+      </w:r>
+      <w:r>
+        <w:rPr>
+          <w:b/>
+          <w:bCs/>
+        </w:rPr>
+        <w:t xml:space="preserve">cancellazione</w:t>
+      </w:r>
+      <w:r>
+        <w:t xml:space="preserve"> ("diritto all'oblio"); </w:t>
+      </w:r>
+      <w:r>
+        <w:rPr>
+          <w:b/>
+          <w:bCs/>
+        </w:rPr>
+        <w:t xml:space="preserve">limitare</w:t>
+      </w:r>
+      <w:r>
+        <w:t xml:space="preserve"> il trattamento; </w:t>
+      </w:r>
+      <w:r>
+        <w:rPr>
+          <w:b/>
+          <w:bCs/>
+        </w:rPr>
+        <w:t xml:space="preserve">opporti</w:t>
+      </w:r>
+      <w:r>
+        <w:t xml:space="preserve"> ai trattamenti basati sul legittimo interesse; ricevere i tuoi dati in </w:t>
+      </w:r>
+      <w:r>
+        <w:rPr>
+          <w:b/>
+          <w:bCs/>
+        </w:rPr>
+        <w:t xml:space="preserve">formato portabile</w:t>
+      </w:r>
+      <w:r>
+        <w:t xml:space="preserve">; </w:t>
+      </w:r>
+      <w:r>
+        <w:rPr>
+          <w:b/>
+          <w:bCs/>
+        </w:rPr>
+        <w:t xml:space="preserve">revocare il consenso</w:t>
+      </w:r>
+      <w:r>
+        <w:t xml:space="preserve"> in qualsiasi momento senza pregiudizio per i trattamenti precedenti. Per esercitare i diritti scrivi a </w:t>
       </w:r>
       <w:r>
         <w:rPr>
@@ -1258,7 +1831,17 @@
         <w:t xml:space="preserve">[EMAIL PRIVACY]</w:t>
       </w:r>
       <w:r>
-        <w:t xml:space="preserve">. Rispondiamo entro un mese (prorogabile nei casi complessi).</w:t>
+        <w:t xml:space="preserve"> oppure utilizza gli strumenti self-service nelle impostazioni dell'account (esportazione ed eliminazione). Rispondiamo entro </w:t>
+      </w:r>
+      <w:r>
+        <w:rPr>
+          <w:b/>
+          <w:bCs/>
+        </w:rPr>
+        <w:t xml:space="preserve">un mese</w:t>
+      </w:r>
+      <w:r>
+        <w:t xml:space="preserve"> (prorogabile di due mesi nei casi complessi).</w:t>
       </w:r>
     </w:p>
     <w:p>
@@ -1267,7 +1850,17 @@
         <w:jc w:val="both"/>
       </w:pPr>
       <w:r>
-        <w:t xml:space="preserve">Hai inoltre diritto di proporre reclamo al </w:t>
+        <w:t xml:space="preserve">Hai inoltre diritto di proporre </w:t>
+      </w:r>
+      <w:r>
+        <w:rPr>
+          <w:b/>
+          <w:bCs/>
+        </w:rPr>
+        <w:t xml:space="preserve">reclamo</w:t>
+      </w:r>
+      <w:r>
+        <w:t xml:space="preserve"> al </w:t>
       </w:r>
       <w:r>
         <w:rPr>
@@ -1277,7 +1870,7 @@
         <w:t xml:space="preserve">Garante per la protezione dei dati personali</w:t>
       </w:r>
       <w:r>
-        <w:t xml:space="preserve"> (www.garanteprivacy.it) o all’autorità di controllo del tuo luogo di residenza.</w:t>
+        <w:t xml:space="preserve"> (www.garanteprivacy.it) o all'autorità di controllo del tuo luogo di residenza.</w:t>
       </w:r>
     </w:p>
     <w:p>
@@ -1305,7 +1898,17 @@
         <w:t xml:space="preserve">14 anni</w:t>
       </w:r>
       <w:r>
-        <w:t xml:space="preserve">. In Italia, il minore che abbia compiuto 14 anni può esprimere validamente il consenso al trattamento dei propri dati personali in relazione ai servizi della società dell’informazione (art. 2-quinquies, D.lgs. 196/2003). Per gli utenti minori di 18 anni, il consenso al trattamento di dati salute/fitness e l’accettazione contrattuale possono richiedere anche l’intervento di un genitore o tutore, come indicato in fase di registrazione. Se venissimo a conoscenza di dati raccolti da un minore di 14 anni senza valido consenso dei genitori, provvederemo alla cancellazione.</w:t>
+        <w:t xml:space="preserve">. In Italia, il minore che abbia compiuto 14 anni può esprimere validamente il consenso al trattamento dei propri dati personali in relazione ai servizi della società dell'informazione (art. 2-quinquies, D.lgs. 196/2003). Per gli utenti minori di 18 anni, il consenso al trattamento di dati salute/fitness e l'accettazione contrattuale richiedono il </w:t>
+      </w:r>
+      <w:r>
+        <w:rPr>
+          <w:b/>
+          <w:bCs/>
+        </w:rPr>
+        <w:t xml:space="preserve">modulo di consenso genitoriale</w:t>
+      </w:r>
+      <w:r>
+        <w:t xml:space="preserve"> firmato dal genitore o tutore. Se venissimo a conoscenza di dati raccolti da un minore di 14 anni senza valido consenso dei genitori, provvederemo alla cancellazione senza indebito ritardo.</w:t>
       </w:r>
     </w:p>
     <w:p>
@@ -1323,7 +1926,17 @@
         <w:jc w:val="both"/>
       </w:pPr>
       <w:r>
-        <w:t xml:space="preserve">Adottiamo misure tecniche e organizzative adeguate (art. 32 GDPR), tra cui cifratura in transito, password cifrate, controlli di accesso, backup, segregazione degli ambienti e logging. Nessun sistema è completamente sicuro; in caso di violazione di dati personali agiremo in conformità agli artt. 33–34 GDPR.</w:t>
+        <w:t xml:space="preserve">Adottiamo misure tecniche e organizzative adeguate al rischio (art. 32 GDPR), tra cui: cifratura in transito (TLS) e a riposo dei dati sensibili, hashing delle password (algoritmi resistenti), controlli di accesso basati su ruolo (RBAC), autenticazione a più fattori sui sistemi interni, backup cifrati con test di ripristino, segregazione degli ambienti, logging e monitoraggio, gestione delle vulnerabilità, formazione del personale, valutazioni d'impatto (DPIA). Nessun sistema è completamente sicuro; </w:t>
+      </w:r>
+      <w:r>
+        <w:rPr>
+          <w:b/>
+          <w:bCs/>
+        </w:rPr>
+        <w:t xml:space="preserve">in caso di violazione di dati personali</w:t>
+      </w:r>
+      <w:r>
+        <w:t xml:space="preserve"> agiremo in conformità agli artt. 33–34 GDPR (notifica al Garante entro 72 ore e, se necessario, comunicazione agli interessati).</w:t>
       </w:r>
     </w:p>
     <w:p>
@@ -1341,7 +1954,7 @@
         <w:jc w:val="both"/>
       </w:pPr>
       <w:r>
-        <w:t xml:space="preserve">Potremo aggiornare la presente Informativa; le modifiche sostanziali saranno comunicate tramite il Servizio o via email. La data in alto indica la versione più recente.</w:t>
+        <w:t xml:space="preserve">Potremo aggiornare la presente Informativa; le modifiche sostanziali saranno comunicate tramite il Servizio o via email con almeno 15 giorni di anticipo. La data in alto indica la versione più recente. Manteniamo uno storico delle versioni disponibile su richiesta.</w:t>
       </w:r>
     </w:p>
     <w:p>
@@ -1389,17 +2002,17 @@
         <w:t xml:space="preserve">[EMAIL PRIVACY]</w:t>
       </w:r>
       <w:r>
-        <w:t xml:space="preserve">. </w:t>
-      </w:r>
-      <w:r>
-        <w:rPr>
-          <w:b/>
-          <w:bCs/>
-        </w:rPr>
-        <w:t xml:space="preserve">[Se nominato: recapiti del DPO.]</w:t>
-      </w:r>
-      <w:r>
-        <w:t xml:space="preserve"/>
+        <w:t xml:space="preserve">. DPO: </w:t>
+      </w:r>
+      <w:r>
+        <w:rPr>
+          <w:b/>
+          <w:bCs/>
+        </w:rPr>
+        <w:t xml:space="preserve">[EMAIL DPO se nominato]</w:t>
+      </w:r>
+      <w:r>
+        <w:t xml:space="preserve">.</w:t>
       </w:r>
     </w:p>
     <w:sectPr>
